--- a/zht/docx/34.content.docx
+++ b/zht/docx/34.content.docx
@@ -458,90 +458,60 @@
         </w:rPr>
         <w:t>在預言中，耶和華經常將猶大和尼尼微的人民簡稱為「猶大」和「尼尼微」，用國家和城市的名稱來代表人民。祂還用單數形式的動詞來描述國家或城市做出一些人們所做的事情，例如，</w:t>
       </w:r>
-      <w:hyperlink r:id="rId13">
-        <w:r>
-          <w:rPr>
-            <w:lang w:val="zh_TW" w:bidi="zh_TW"/>
-          </w:rPr>
-          <w:rPr>
-            <w:color w:val="0000EE"/>
-            <w:u w:val="single"/>
-          </w:rPr>
-          <w:t>一章13節</w:t>
-        </w:r>
-      </w:hyperlink>
+      <w:r>
+        <w:rPr>
+          <w:lang w:val="zh_TW" w:bidi="zh_TW"/>
+        </w:rPr>
+        <w:t>一章13節</w:t>
+      </w:r>
       <w:r>
         <w:rPr>
           <w:lang w:val="zh_TW" w:bidi="zh_TW"/>
         </w:rPr>
         <w:t>猶大戴上軛和繩索，或</w:t>
       </w:r>
-      <w:hyperlink r:id="rId14">
-        <w:r>
-          <w:rPr>
-            <w:lang w:val="zh_TW" w:bidi="zh_TW"/>
-          </w:rPr>
-          <w:rPr>
-            <w:color w:val="0000EE"/>
-            <w:u w:val="single"/>
-          </w:rPr>
-          <w:t>一章15節</w:t>
-        </w:r>
-      </w:hyperlink>
+      <w:r>
+        <w:rPr>
+          <w:lang w:val="zh_TW" w:bidi="zh_TW"/>
+        </w:rPr>
+        <w:t>一章15節</w:t>
+      </w:r>
       <w:r>
         <w:rPr>
           <w:lang w:val="zh_TW" w:bidi="zh_TW"/>
         </w:rPr>
         <w:t>守節和履行誓言。祂在</w:t>
       </w:r>
-      <w:hyperlink r:id="rId15">
-        <w:r>
-          <w:rPr>
-            <w:lang w:val="zh_TW" w:bidi="zh_TW"/>
-          </w:rPr>
-          <w:rPr>
-            <w:color w:val="0000EE"/>
-            <w:u w:val="single"/>
-          </w:rPr>
-          <w:t>二章1節</w:t>
-        </w:r>
-      </w:hyperlink>
+      <w:r>
+        <w:rPr>
+          <w:lang w:val="zh_TW" w:bidi="zh_TW"/>
+        </w:rPr>
+        <w:t>二章1節</w:t>
+      </w:r>
       <w:r>
         <w:rPr>
           <w:lang w:val="zh_TW" w:bidi="zh_TW"/>
         </w:rPr>
         <w:t>將尼尼微描述為一名士兵，他保衛城牆、看守道路並鞏固他的腰，又在</w:t>
       </w:r>
-      <w:hyperlink r:id="rId16">
-        <w:r>
-          <w:rPr>
-            <w:lang w:val="zh_TW" w:bidi="zh_TW"/>
-          </w:rPr>
-          <w:rPr>
-            <w:color w:val="0000EE"/>
-            <w:u w:val="single"/>
-          </w:rPr>
-          <w:t>三章4至6節</w:t>
-        </w:r>
-      </w:hyperlink>
+      <w:r>
+        <w:rPr>
+          <w:lang w:val="zh_TW" w:bidi="zh_TW"/>
+        </w:rPr>
+        <w:t>三章4至6節</w:t>
+      </w:r>
       <w:r>
         <w:rPr>
           <w:lang w:val="zh_TW" w:bidi="zh_TW"/>
         </w:rPr>
         <w:t>將其描述為一名妓女，耶和華將使她赤身露體、被污穢覆蓋，以及</w:t>
       </w:r>
-      <w:hyperlink r:id="rId17">
-        <w:r>
-          <w:rPr>
-            <w:lang w:val="zh_TW" w:bidi="zh_TW"/>
-          </w:rPr>
-          <w:rPr>
-            <w:color w:val="0000EE"/>
-            <w:u w:val="single"/>
-          </w:rPr>
-          <w:t>三章11節</w:t>
-        </w:r>
-      </w:hyperlink>
+      <w:r>
+        <w:rPr>
+          <w:lang w:val="zh_TW" w:bidi="zh_TW"/>
+        </w:rPr>
+        <w:t>三章11節</w:t>
+      </w:r>
       <w:r>
         <w:rPr>
           <w:lang w:val="zh_TW" w:bidi="zh_TW"/>
